--- a/Project Documents/721814 SOP/721814 SOP/Bios/CS_OD_BS0239 Revision 2.docx
+++ b/Project Documents/721814 SOP/721814 SOP/Bios/CS_OD_BS0239 Revision 2.docx
@@ -2739,66 +2739,6 @@
                 <w:sz w:val="20"/>
                 <w:szCs w:val="20"/>
               </w:rPr>
-              <w:drawing>
-                <wp:anchor distT="0" distB="0" distL="114300" distR="114300" simplePos="0" relativeHeight="251660288" behindDoc="0" locked="0" layoutInCell="1" allowOverlap="1" wp14:anchorId="3BA402B7" wp14:editId="420A99F8">
-                  <wp:simplePos x="0" y="0"/>
-                  <wp:positionH relativeFrom="margin">
-                    <wp:posOffset>104140</wp:posOffset>
-                  </wp:positionH>
-                  <wp:positionV relativeFrom="paragraph">
-                    <wp:posOffset>28575</wp:posOffset>
-                  </wp:positionV>
-                  <wp:extent cx="1667644" cy="1234440"/>
-                  <wp:effectExtent l="19050" t="19050" r="27940" b="22860"/>
-                  <wp:wrapSquare wrapText="bothSides"/>
-                  <wp:docPr id="68" name="Picture 68"/>
-                  <wp:cNvGraphicFramePr>
-                    <a:graphicFrameLocks xmlns:a="http://schemas.openxmlformats.org/drawingml/2006/main" noChangeAspect="1"/>
-                  </wp:cNvGraphicFramePr>
-                  <a:graphic xmlns:a="http://schemas.openxmlformats.org/drawingml/2006/main">
-                    <a:graphicData uri="http://schemas.openxmlformats.org/drawingml/2006/picture">
-                      <pic:pic xmlns:pic="http://schemas.openxmlformats.org/drawingml/2006/picture">
-                        <pic:nvPicPr>
-                          <pic:cNvPr id="1" name=""/>
-                          <pic:cNvPicPr/>
-                        </pic:nvPicPr>
-                        <pic:blipFill>
-                          <a:blip r:embed="rId11">
-                            <a:extLst>
-                              <a:ext uri="{28A0092B-C50C-407E-A947-70E740481C1C}">
-                                <a14:useLocalDpi xmlns:a14="http://schemas.microsoft.com/office/drawing/2010/main" val="0"/>
-                              </a:ext>
-                            </a:extLst>
-                          </a:blip>
-                          <a:stretch>
-                            <a:fillRect/>
-                          </a:stretch>
-                        </pic:blipFill>
-                        <pic:spPr>
-                          <a:xfrm>
-                            <a:off x="0" y="0"/>
-                            <a:ext cx="1667644" cy="1234440"/>
-                          </a:xfrm>
-                          <a:prstGeom prst="rect">
-                            <a:avLst/>
-                          </a:prstGeom>
-                          <a:ln>
-                            <a:solidFill>
-                              <a:sysClr val="windowText" lastClr="000000"/>
-                            </a:solidFill>
-                          </a:ln>
-                        </pic:spPr>
-                      </pic:pic>
-                    </a:graphicData>
-                  </a:graphic>
-                  <wp14:sizeRelH relativeFrom="page">
-                    <wp14:pctWidth>0</wp14:pctWidth>
-                  </wp14:sizeRelH>
-                  <wp14:sizeRelV relativeFrom="page">
-                    <wp14:pctHeight>0</wp14:pctHeight>
-                  </wp14:sizeRelV>
-                </wp:anchor>
-              </w:drawing>
             </w:r>
           </w:p>
         </w:tc>
@@ -2981,66 +2921,6 @@
                 <w:noProof/>
                 <w:lang w:val="en-ZA" w:eastAsia="en-ZA"/>
               </w:rPr>
-              <w:drawing>
-                <wp:anchor distT="0" distB="0" distL="114300" distR="114300" simplePos="0" relativeHeight="251662336" behindDoc="0" locked="0" layoutInCell="1" allowOverlap="1" wp14:anchorId="27D8D824" wp14:editId="7B431F94">
-                  <wp:simplePos x="0" y="0"/>
-                  <wp:positionH relativeFrom="column">
-                    <wp:posOffset>95885</wp:posOffset>
-                  </wp:positionH>
-                  <wp:positionV relativeFrom="paragraph">
-                    <wp:posOffset>26670</wp:posOffset>
-                  </wp:positionV>
-                  <wp:extent cx="1666875" cy="1245235"/>
-                  <wp:effectExtent l="19050" t="19050" r="28575" b="12065"/>
-                  <wp:wrapSquare wrapText="bothSides"/>
-                  <wp:docPr id="70" name="Picture 70"/>
-                  <wp:cNvGraphicFramePr>
-                    <a:graphicFrameLocks xmlns:a="http://schemas.openxmlformats.org/drawingml/2006/main" noChangeAspect="1"/>
-                  </wp:cNvGraphicFramePr>
-                  <a:graphic xmlns:a="http://schemas.openxmlformats.org/drawingml/2006/main">
-                    <a:graphicData uri="http://schemas.openxmlformats.org/drawingml/2006/picture">
-                      <pic:pic xmlns:pic="http://schemas.openxmlformats.org/drawingml/2006/picture">
-                        <pic:nvPicPr>
-                          <pic:cNvPr id="1" name=""/>
-                          <pic:cNvPicPr/>
-                        </pic:nvPicPr>
-                        <pic:blipFill>
-                          <a:blip r:embed="rId12">
-                            <a:extLst>
-                              <a:ext uri="{28A0092B-C50C-407E-A947-70E740481C1C}">
-                                <a14:useLocalDpi xmlns:a14="http://schemas.microsoft.com/office/drawing/2010/main" val="0"/>
-                              </a:ext>
-                            </a:extLst>
-                          </a:blip>
-                          <a:stretch>
-                            <a:fillRect/>
-                          </a:stretch>
-                        </pic:blipFill>
-                        <pic:spPr>
-                          <a:xfrm>
-                            <a:off x="0" y="0"/>
-                            <a:ext cx="1666875" cy="1245235"/>
-                          </a:xfrm>
-                          <a:prstGeom prst="rect">
-                            <a:avLst/>
-                          </a:prstGeom>
-                          <a:ln>
-                            <a:solidFill>
-                              <a:schemeClr val="tx1"/>
-                            </a:solidFill>
-                          </a:ln>
-                        </pic:spPr>
-                      </pic:pic>
-                    </a:graphicData>
-                  </a:graphic>
-                  <wp14:sizeRelH relativeFrom="page">
-                    <wp14:pctWidth>0</wp14:pctWidth>
-                  </wp14:sizeRelH>
-                  <wp14:sizeRelV relativeFrom="page">
-                    <wp14:pctHeight>0</wp14:pctHeight>
-                  </wp14:sizeRelV>
-                </wp:anchor>
-              </w:drawing>
             </w:r>
           </w:p>
         </w:tc>
@@ -7114,66 +6994,6 @@
                 <w:sz w:val="20"/>
                 <w:szCs w:val="20"/>
               </w:rPr>
-              <w:drawing>
-                <wp:anchor distT="0" distB="0" distL="114300" distR="114300" simplePos="0" relativeHeight="251683840" behindDoc="0" locked="0" layoutInCell="1" allowOverlap="1" wp14:anchorId="679F39DE" wp14:editId="627BE937">
-                  <wp:simplePos x="0" y="0"/>
-                  <wp:positionH relativeFrom="margin">
-                    <wp:posOffset>104140</wp:posOffset>
-                  </wp:positionH>
-                  <wp:positionV relativeFrom="paragraph">
-                    <wp:posOffset>28575</wp:posOffset>
-                  </wp:positionV>
-                  <wp:extent cx="1667644" cy="1234440"/>
-                  <wp:effectExtent l="19050" t="19050" r="27940" b="22860"/>
-                  <wp:wrapSquare wrapText="bothSides"/>
-                  <wp:docPr id="19" name="Picture 19"/>
-                  <wp:cNvGraphicFramePr>
-                    <a:graphicFrameLocks xmlns:a="http://schemas.openxmlformats.org/drawingml/2006/main" noChangeAspect="1"/>
-                  </wp:cNvGraphicFramePr>
-                  <a:graphic xmlns:a="http://schemas.openxmlformats.org/drawingml/2006/main">
-                    <a:graphicData uri="http://schemas.openxmlformats.org/drawingml/2006/picture">
-                      <pic:pic xmlns:pic="http://schemas.openxmlformats.org/drawingml/2006/picture">
-                        <pic:nvPicPr>
-                          <pic:cNvPr id="1" name=""/>
-                          <pic:cNvPicPr/>
-                        </pic:nvPicPr>
-                        <pic:blipFill>
-                          <a:blip r:embed="rId11">
-                            <a:extLst>
-                              <a:ext uri="{28A0092B-C50C-407E-A947-70E740481C1C}">
-                                <a14:useLocalDpi xmlns:a14="http://schemas.microsoft.com/office/drawing/2010/main" val="0"/>
-                              </a:ext>
-                            </a:extLst>
-                          </a:blip>
-                          <a:stretch>
-                            <a:fillRect/>
-                          </a:stretch>
-                        </pic:blipFill>
-                        <pic:spPr>
-                          <a:xfrm>
-                            <a:off x="0" y="0"/>
-                            <a:ext cx="1667644" cy="1234440"/>
-                          </a:xfrm>
-                          <a:prstGeom prst="rect">
-                            <a:avLst/>
-                          </a:prstGeom>
-                          <a:ln>
-                            <a:solidFill>
-                              <a:sysClr val="windowText" lastClr="000000"/>
-                            </a:solidFill>
-                          </a:ln>
-                        </pic:spPr>
-                      </pic:pic>
-                    </a:graphicData>
-                  </a:graphic>
-                  <wp14:sizeRelH relativeFrom="page">
-                    <wp14:pctWidth>0</wp14:pctWidth>
-                  </wp14:sizeRelH>
-                  <wp14:sizeRelV relativeFrom="page">
-                    <wp14:pctHeight>0</wp14:pctHeight>
-                  </wp14:sizeRelV>
-                </wp:anchor>
-              </w:drawing>
             </w:r>
           </w:p>
         </w:tc>
@@ -7355,66 +7175,6 @@
                 <w:noProof/>
                 <w:lang w:val="en-ZA" w:eastAsia="en-ZA"/>
               </w:rPr>
-              <w:drawing>
-                <wp:anchor distT="0" distB="0" distL="114300" distR="114300" simplePos="0" relativeHeight="251684864" behindDoc="0" locked="0" layoutInCell="1" allowOverlap="1" wp14:anchorId="46AECE94" wp14:editId="57E8EDBE">
-                  <wp:simplePos x="0" y="0"/>
-                  <wp:positionH relativeFrom="column">
-                    <wp:posOffset>95885</wp:posOffset>
-                  </wp:positionH>
-                  <wp:positionV relativeFrom="paragraph">
-                    <wp:posOffset>26670</wp:posOffset>
-                  </wp:positionV>
-                  <wp:extent cx="1666875" cy="1245235"/>
-                  <wp:effectExtent l="19050" t="19050" r="28575" b="12065"/>
-                  <wp:wrapSquare wrapText="bothSides"/>
-                  <wp:docPr id="20" name="Picture 20"/>
-                  <wp:cNvGraphicFramePr>
-                    <a:graphicFrameLocks xmlns:a="http://schemas.openxmlformats.org/drawingml/2006/main" noChangeAspect="1"/>
-                  </wp:cNvGraphicFramePr>
-                  <a:graphic xmlns:a="http://schemas.openxmlformats.org/drawingml/2006/main">
-                    <a:graphicData uri="http://schemas.openxmlformats.org/drawingml/2006/picture">
-                      <pic:pic xmlns:pic="http://schemas.openxmlformats.org/drawingml/2006/picture">
-                        <pic:nvPicPr>
-                          <pic:cNvPr id="1" name=""/>
-                          <pic:cNvPicPr/>
-                        </pic:nvPicPr>
-                        <pic:blipFill>
-                          <a:blip r:embed="rId12">
-                            <a:extLst>
-                              <a:ext uri="{28A0092B-C50C-407E-A947-70E740481C1C}">
-                                <a14:useLocalDpi xmlns:a14="http://schemas.microsoft.com/office/drawing/2010/main" val="0"/>
-                              </a:ext>
-                            </a:extLst>
-                          </a:blip>
-                          <a:stretch>
-                            <a:fillRect/>
-                          </a:stretch>
-                        </pic:blipFill>
-                        <pic:spPr>
-                          <a:xfrm>
-                            <a:off x="0" y="0"/>
-                            <a:ext cx="1666875" cy="1245235"/>
-                          </a:xfrm>
-                          <a:prstGeom prst="rect">
-                            <a:avLst/>
-                          </a:prstGeom>
-                          <a:ln>
-                            <a:solidFill>
-                              <a:schemeClr val="tx1"/>
-                            </a:solidFill>
-                          </a:ln>
-                        </pic:spPr>
-                      </pic:pic>
-                    </a:graphicData>
-                  </a:graphic>
-                  <wp14:sizeRelH relativeFrom="page">
-                    <wp14:pctWidth>0</wp14:pctWidth>
-                  </wp14:sizeRelH>
-                  <wp14:sizeRelV relativeFrom="page">
-                    <wp14:pctHeight>0</wp14:pctHeight>
-                  </wp14:sizeRelV>
-                </wp:anchor>
-              </w:drawing>
             </w:r>
           </w:p>
         </w:tc>
@@ -7784,64 +7544,6 @@
                 <w:szCs w:val="20"/>
                 <w:lang w:eastAsia="en-ZA"/>
               </w:rPr>
-              <w:drawing>
-                <wp:inline distT="0" distB="0" distL="0" distR="0" wp14:anchorId="684BDFD7" wp14:editId="66271CA3">
-                  <wp:extent cx="2246807" cy="958934"/>
-                  <wp:effectExtent l="19050" t="19050" r="20320" b="12700"/>
-                  <wp:docPr id="21" name="Picture 3"/>
-                  <wp:cNvGraphicFramePr>
-                    <a:graphicFrameLocks xmlns:a="http://schemas.openxmlformats.org/drawingml/2006/main" noChangeAspect="1"/>
-                  </wp:cNvGraphicFramePr>
-                  <a:graphic xmlns:a="http://schemas.openxmlformats.org/drawingml/2006/main">
-                    <a:graphicData uri="http://schemas.openxmlformats.org/drawingml/2006/picture">
-                      <pic:pic xmlns:pic="http://schemas.openxmlformats.org/drawingml/2006/picture">
-                        <pic:nvPicPr>
-                          <pic:cNvPr id="2051" name="Picture 3"/>
-                          <pic:cNvPicPr>
-                            <a:picLocks noChangeAspect="1" noChangeArrowheads="1"/>
-                          </pic:cNvPicPr>
-                        </pic:nvPicPr>
-                        <pic:blipFill>
-                          <a:blip r:embed="rId13">
-                            <a:extLst>
-                              <a:ext uri="{28A0092B-C50C-407E-A947-70E740481C1C}">
-                                <a14:useLocalDpi xmlns:a14="http://schemas.microsoft.com/office/drawing/2010/main" val="0"/>
-                              </a:ext>
-                            </a:extLst>
-                          </a:blip>
-                          <a:stretch>
-                            <a:fillRect/>
-                          </a:stretch>
-                        </pic:blipFill>
-                        <pic:spPr bwMode="auto">
-                          <a:xfrm>
-                            <a:off x="0" y="0"/>
-                            <a:ext cx="2246807" cy="958934"/>
-                          </a:xfrm>
-                          <a:prstGeom prst="rect">
-                            <a:avLst/>
-                          </a:prstGeom>
-                          <a:noFill/>
-                          <a:ln w="9525" cap="flat" cmpd="sng" algn="ctr">
-                            <a:solidFill>
-                              <a:sysClr val="windowText" lastClr="000000"/>
-                            </a:solidFill>
-                            <a:prstDash val="solid"/>
-                            <a:miter lim="800000"/>
-                            <a:headEnd type="none" w="med" len="med"/>
-                            <a:tailEnd type="none" w="med" len="med"/>
-                          </a:ln>
-                          <a:extLst>
-                            <a:ext uri="{53640926-AAD7-44D8-BBD7-CCE9431645EC}">
-                              <a14:shadowObscured xmlns:a14="http://schemas.microsoft.com/office/drawing/2010/main"/>
-                            </a:ext>
-                          </a:extLst>
-                        </pic:spPr>
-                      </pic:pic>
-                    </a:graphicData>
-                  </a:graphic>
-                </wp:inline>
-              </w:drawing>
             </w:r>
           </w:p>
         </w:tc>
@@ -8943,66 +8645,6 @@
                 <w:sz w:val="20"/>
                 <w:szCs w:val="20"/>
               </w:rPr>
-              <w:drawing>
-                <wp:anchor distT="0" distB="0" distL="114300" distR="114300" simplePos="0" relativeHeight="251672576" behindDoc="0" locked="0" layoutInCell="1" allowOverlap="1" wp14:anchorId="14C07C0C" wp14:editId="376388D7">
-                  <wp:simplePos x="0" y="0"/>
-                  <wp:positionH relativeFrom="margin">
-                    <wp:posOffset>104140</wp:posOffset>
-                  </wp:positionH>
-                  <wp:positionV relativeFrom="paragraph">
-                    <wp:posOffset>28575</wp:posOffset>
-                  </wp:positionV>
-                  <wp:extent cx="1667644" cy="1234440"/>
-                  <wp:effectExtent l="19050" t="19050" r="27940" b="22860"/>
-                  <wp:wrapSquare wrapText="bothSides"/>
-                  <wp:docPr id="9" name="Picture 9"/>
-                  <wp:cNvGraphicFramePr>
-                    <a:graphicFrameLocks xmlns:a="http://schemas.openxmlformats.org/drawingml/2006/main" noChangeAspect="1"/>
-                  </wp:cNvGraphicFramePr>
-                  <a:graphic xmlns:a="http://schemas.openxmlformats.org/drawingml/2006/main">
-                    <a:graphicData uri="http://schemas.openxmlformats.org/drawingml/2006/picture">
-                      <pic:pic xmlns:pic="http://schemas.openxmlformats.org/drawingml/2006/picture">
-                        <pic:nvPicPr>
-                          <pic:cNvPr id="1" name=""/>
-                          <pic:cNvPicPr/>
-                        </pic:nvPicPr>
-                        <pic:blipFill>
-                          <a:blip r:embed="rId11">
-                            <a:extLst>
-                              <a:ext uri="{28A0092B-C50C-407E-A947-70E740481C1C}">
-                                <a14:useLocalDpi xmlns:a14="http://schemas.microsoft.com/office/drawing/2010/main" val="0"/>
-                              </a:ext>
-                            </a:extLst>
-                          </a:blip>
-                          <a:stretch>
-                            <a:fillRect/>
-                          </a:stretch>
-                        </pic:blipFill>
-                        <pic:spPr>
-                          <a:xfrm>
-                            <a:off x="0" y="0"/>
-                            <a:ext cx="1667644" cy="1234440"/>
-                          </a:xfrm>
-                          <a:prstGeom prst="rect">
-                            <a:avLst/>
-                          </a:prstGeom>
-                          <a:ln>
-                            <a:solidFill>
-                              <a:sysClr val="windowText" lastClr="000000"/>
-                            </a:solidFill>
-                          </a:ln>
-                        </pic:spPr>
-                      </pic:pic>
-                    </a:graphicData>
-                  </a:graphic>
-                  <wp14:sizeRelH relativeFrom="page">
-                    <wp14:pctWidth>0</wp14:pctWidth>
-                  </wp14:sizeRelH>
-                  <wp14:sizeRelV relativeFrom="page">
-                    <wp14:pctHeight>0</wp14:pctHeight>
-                  </wp14:sizeRelV>
-                </wp:anchor>
-              </w:drawing>
             </w:r>
           </w:p>
         </w:tc>
@@ -9187,66 +8829,6 @@
                 <w:noProof/>
                 <w:lang w:val="en-ZA" w:eastAsia="en-ZA"/>
               </w:rPr>
-              <w:drawing>
-                <wp:anchor distT="0" distB="0" distL="114300" distR="114300" simplePos="0" relativeHeight="251681792" behindDoc="0" locked="0" layoutInCell="1" allowOverlap="1" wp14:anchorId="1782145E" wp14:editId="74542393">
-                  <wp:simplePos x="0" y="0"/>
-                  <wp:positionH relativeFrom="column">
-                    <wp:posOffset>95885</wp:posOffset>
-                  </wp:positionH>
-                  <wp:positionV relativeFrom="paragraph">
-                    <wp:posOffset>26670</wp:posOffset>
-                  </wp:positionV>
-                  <wp:extent cx="1666875" cy="1245235"/>
-                  <wp:effectExtent l="19050" t="19050" r="28575" b="12065"/>
-                  <wp:wrapSquare wrapText="bothSides"/>
-                  <wp:docPr id="14" name="Picture 14"/>
-                  <wp:cNvGraphicFramePr>
-                    <a:graphicFrameLocks xmlns:a="http://schemas.openxmlformats.org/drawingml/2006/main" noChangeAspect="1"/>
-                  </wp:cNvGraphicFramePr>
-                  <a:graphic xmlns:a="http://schemas.openxmlformats.org/drawingml/2006/main">
-                    <a:graphicData uri="http://schemas.openxmlformats.org/drawingml/2006/picture">
-                      <pic:pic xmlns:pic="http://schemas.openxmlformats.org/drawingml/2006/picture">
-                        <pic:nvPicPr>
-                          <pic:cNvPr id="1" name=""/>
-                          <pic:cNvPicPr/>
-                        </pic:nvPicPr>
-                        <pic:blipFill>
-                          <a:blip r:embed="rId12">
-                            <a:extLst>
-                              <a:ext uri="{28A0092B-C50C-407E-A947-70E740481C1C}">
-                                <a14:useLocalDpi xmlns:a14="http://schemas.microsoft.com/office/drawing/2010/main" val="0"/>
-                              </a:ext>
-                            </a:extLst>
-                          </a:blip>
-                          <a:stretch>
-                            <a:fillRect/>
-                          </a:stretch>
-                        </pic:blipFill>
-                        <pic:spPr>
-                          <a:xfrm>
-                            <a:off x="0" y="0"/>
-                            <a:ext cx="1666875" cy="1245235"/>
-                          </a:xfrm>
-                          <a:prstGeom prst="rect">
-                            <a:avLst/>
-                          </a:prstGeom>
-                          <a:ln>
-                            <a:solidFill>
-                              <a:schemeClr val="tx1"/>
-                            </a:solidFill>
-                          </a:ln>
-                        </pic:spPr>
-                      </pic:pic>
-                    </a:graphicData>
-                  </a:graphic>
-                  <wp14:sizeRelH relativeFrom="page">
-                    <wp14:pctWidth>0</wp14:pctWidth>
-                  </wp14:sizeRelH>
-                  <wp14:sizeRelV relativeFrom="page">
-                    <wp14:pctHeight>0</wp14:pctHeight>
-                  </wp14:sizeRelV>
-                </wp:anchor>
-              </w:drawing>
             </w:r>
           </w:p>
         </w:tc>
@@ -9614,64 +9196,6 @@
                 <w:szCs w:val="20"/>
                 <w:lang w:eastAsia="en-ZA"/>
               </w:rPr>
-              <w:drawing>
-                <wp:inline distT="0" distB="0" distL="0" distR="0" wp14:anchorId="228A438B" wp14:editId="2B7C9D77">
-                  <wp:extent cx="2363203" cy="1008612"/>
-                  <wp:effectExtent l="19050" t="19050" r="18415" b="20320"/>
-                  <wp:docPr id="2051" name="Picture 3"/>
-                  <wp:cNvGraphicFramePr>
-                    <a:graphicFrameLocks xmlns:a="http://schemas.openxmlformats.org/drawingml/2006/main" noChangeAspect="1"/>
-                  </wp:cNvGraphicFramePr>
-                  <a:graphic xmlns:a="http://schemas.openxmlformats.org/drawingml/2006/main">
-                    <a:graphicData uri="http://schemas.openxmlformats.org/drawingml/2006/picture">
-                      <pic:pic xmlns:pic="http://schemas.openxmlformats.org/drawingml/2006/picture">
-                        <pic:nvPicPr>
-                          <pic:cNvPr id="2051" name="Picture 3"/>
-                          <pic:cNvPicPr>
-                            <a:picLocks noChangeAspect="1" noChangeArrowheads="1"/>
-                          </pic:cNvPicPr>
-                        </pic:nvPicPr>
-                        <pic:blipFill>
-                          <a:blip r:embed="rId13">
-                            <a:extLst>
-                              <a:ext uri="{28A0092B-C50C-407E-A947-70E740481C1C}">
-                                <a14:useLocalDpi xmlns:a14="http://schemas.microsoft.com/office/drawing/2010/main" val="0"/>
-                              </a:ext>
-                            </a:extLst>
-                          </a:blip>
-                          <a:stretch>
-                            <a:fillRect/>
-                          </a:stretch>
-                        </pic:blipFill>
-                        <pic:spPr bwMode="auto">
-                          <a:xfrm>
-                            <a:off x="0" y="0"/>
-                            <a:ext cx="2371827" cy="1012293"/>
-                          </a:xfrm>
-                          <a:prstGeom prst="rect">
-                            <a:avLst/>
-                          </a:prstGeom>
-                          <a:noFill/>
-                          <a:ln w="9525" cap="flat" cmpd="sng" algn="ctr">
-                            <a:solidFill>
-                              <a:sysClr val="windowText" lastClr="000000"/>
-                            </a:solidFill>
-                            <a:prstDash val="solid"/>
-                            <a:miter lim="800000"/>
-                            <a:headEnd type="none" w="med" len="med"/>
-                            <a:tailEnd type="none" w="med" len="med"/>
-                          </a:ln>
-                          <a:extLst>
-                            <a:ext uri="{53640926-AAD7-44D8-BBD7-CCE9431645EC}">
-                              <a14:shadowObscured xmlns:a14="http://schemas.microsoft.com/office/drawing/2010/main"/>
-                            </a:ext>
-                          </a:extLst>
-                        </pic:spPr>
-                      </pic:pic>
-                    </a:graphicData>
-                  </a:graphic>
-                </wp:inline>
-              </w:drawing>
             </w:r>
           </w:p>
         </w:tc>
@@ -10732,66 +10256,6 @@
                 <w:sz w:val="20"/>
                 <w:szCs w:val="20"/>
               </w:rPr>
-              <w:drawing>
-                <wp:anchor distT="0" distB="0" distL="114300" distR="114300" simplePos="0" relativeHeight="251686912" behindDoc="0" locked="0" layoutInCell="1" allowOverlap="1" wp14:anchorId="406D7BF5" wp14:editId="43394696">
-                  <wp:simplePos x="0" y="0"/>
-                  <wp:positionH relativeFrom="margin">
-                    <wp:posOffset>104140</wp:posOffset>
-                  </wp:positionH>
-                  <wp:positionV relativeFrom="paragraph">
-                    <wp:posOffset>28575</wp:posOffset>
-                  </wp:positionV>
-                  <wp:extent cx="1667644" cy="1234440"/>
-                  <wp:effectExtent l="19050" t="19050" r="27940" b="22860"/>
-                  <wp:wrapSquare wrapText="bothSides"/>
-                  <wp:docPr id="23" name="Picture 23"/>
-                  <wp:cNvGraphicFramePr>
-                    <a:graphicFrameLocks xmlns:a="http://schemas.openxmlformats.org/drawingml/2006/main" noChangeAspect="1"/>
-                  </wp:cNvGraphicFramePr>
-                  <a:graphic xmlns:a="http://schemas.openxmlformats.org/drawingml/2006/main">
-                    <a:graphicData uri="http://schemas.openxmlformats.org/drawingml/2006/picture">
-                      <pic:pic xmlns:pic="http://schemas.openxmlformats.org/drawingml/2006/picture">
-                        <pic:nvPicPr>
-                          <pic:cNvPr id="1" name=""/>
-                          <pic:cNvPicPr/>
-                        </pic:nvPicPr>
-                        <pic:blipFill>
-                          <a:blip r:embed="rId11">
-                            <a:extLst>
-                              <a:ext uri="{28A0092B-C50C-407E-A947-70E740481C1C}">
-                                <a14:useLocalDpi xmlns:a14="http://schemas.microsoft.com/office/drawing/2010/main" val="0"/>
-                              </a:ext>
-                            </a:extLst>
-                          </a:blip>
-                          <a:stretch>
-                            <a:fillRect/>
-                          </a:stretch>
-                        </pic:blipFill>
-                        <pic:spPr>
-                          <a:xfrm>
-                            <a:off x="0" y="0"/>
-                            <a:ext cx="1667644" cy="1234440"/>
-                          </a:xfrm>
-                          <a:prstGeom prst="rect">
-                            <a:avLst/>
-                          </a:prstGeom>
-                          <a:ln>
-                            <a:solidFill>
-                              <a:sysClr val="windowText" lastClr="000000"/>
-                            </a:solidFill>
-                          </a:ln>
-                        </pic:spPr>
-                      </pic:pic>
-                    </a:graphicData>
-                  </a:graphic>
-                  <wp14:sizeRelH relativeFrom="page">
-                    <wp14:pctWidth>0</wp14:pctWidth>
-                  </wp14:sizeRelH>
-                  <wp14:sizeRelV relativeFrom="page">
-                    <wp14:pctHeight>0</wp14:pctHeight>
-                  </wp14:sizeRelV>
-                </wp:anchor>
-              </w:drawing>
             </w:r>
           </w:p>
         </w:tc>
@@ -10973,66 +10437,6 @@
                 <w:noProof/>
                 <w:lang w:val="en-ZA" w:eastAsia="en-ZA"/>
               </w:rPr>
-              <w:drawing>
-                <wp:anchor distT="0" distB="0" distL="114300" distR="114300" simplePos="0" relativeHeight="251687936" behindDoc="0" locked="0" layoutInCell="1" allowOverlap="1" wp14:anchorId="0755C781" wp14:editId="3AA779C4">
-                  <wp:simplePos x="0" y="0"/>
-                  <wp:positionH relativeFrom="column">
-                    <wp:posOffset>95885</wp:posOffset>
-                  </wp:positionH>
-                  <wp:positionV relativeFrom="paragraph">
-                    <wp:posOffset>26670</wp:posOffset>
-                  </wp:positionV>
-                  <wp:extent cx="1666875" cy="1245235"/>
-                  <wp:effectExtent l="19050" t="19050" r="28575" b="12065"/>
-                  <wp:wrapSquare wrapText="bothSides"/>
-                  <wp:docPr id="24" name="Picture 24"/>
-                  <wp:cNvGraphicFramePr>
-                    <a:graphicFrameLocks xmlns:a="http://schemas.openxmlformats.org/drawingml/2006/main" noChangeAspect="1"/>
-                  </wp:cNvGraphicFramePr>
-                  <a:graphic xmlns:a="http://schemas.openxmlformats.org/drawingml/2006/main">
-                    <a:graphicData uri="http://schemas.openxmlformats.org/drawingml/2006/picture">
-                      <pic:pic xmlns:pic="http://schemas.openxmlformats.org/drawingml/2006/picture">
-                        <pic:nvPicPr>
-                          <pic:cNvPr id="1" name=""/>
-                          <pic:cNvPicPr/>
-                        </pic:nvPicPr>
-                        <pic:blipFill>
-                          <a:blip r:embed="rId12">
-                            <a:extLst>
-                              <a:ext uri="{28A0092B-C50C-407E-A947-70E740481C1C}">
-                                <a14:useLocalDpi xmlns:a14="http://schemas.microsoft.com/office/drawing/2010/main" val="0"/>
-                              </a:ext>
-                            </a:extLst>
-                          </a:blip>
-                          <a:stretch>
-                            <a:fillRect/>
-                          </a:stretch>
-                        </pic:blipFill>
-                        <pic:spPr>
-                          <a:xfrm>
-                            <a:off x="0" y="0"/>
-                            <a:ext cx="1666875" cy="1245235"/>
-                          </a:xfrm>
-                          <a:prstGeom prst="rect">
-                            <a:avLst/>
-                          </a:prstGeom>
-                          <a:ln>
-                            <a:solidFill>
-                              <a:schemeClr val="tx1"/>
-                            </a:solidFill>
-                          </a:ln>
-                        </pic:spPr>
-                      </pic:pic>
-                    </a:graphicData>
-                  </a:graphic>
-                  <wp14:sizeRelH relativeFrom="page">
-                    <wp14:pctWidth>0</wp14:pctWidth>
-                  </wp14:sizeRelH>
-                  <wp14:sizeRelV relativeFrom="page">
-                    <wp14:pctHeight>0</wp14:pctHeight>
-                  </wp14:sizeRelV>
-                </wp:anchor>
-              </w:drawing>
             </w:r>
           </w:p>
         </w:tc>
@@ -11328,50 +10732,6 @@
               <w:rPr>
                 <w:noProof/>
               </w:rPr>
-              <w:drawing>
-                <wp:inline distT="0" distB="0" distL="0" distR="0" wp14:anchorId="5EBF6919" wp14:editId="6913CF78">
-                  <wp:extent cx="2339140" cy="864553"/>
-                  <wp:effectExtent l="19050" t="19050" r="23495" b="12065"/>
-                  <wp:docPr id="25" name="Picture 71"/>
-                  <wp:cNvGraphicFramePr/>
-                  <a:graphic xmlns:a="http://schemas.openxmlformats.org/drawingml/2006/main">
-                    <a:graphicData uri="http://schemas.openxmlformats.org/drawingml/2006/picture">
-                      <pic:pic xmlns:pic="http://schemas.openxmlformats.org/drawingml/2006/picture">
-                        <pic:nvPicPr>
-                          <pic:cNvPr id="229446937" name="Picture 71"/>
-                          <pic:cNvPicPr/>
-                        </pic:nvPicPr>
-                        <pic:blipFill>
-                          <a:blip r:embed="rId14">
-                            <a:extLst>
-                              <a:ext uri="{28A0092B-C50C-407E-A947-70E740481C1C}">
-                                <a14:useLocalDpi xmlns:a14="http://schemas.microsoft.com/office/drawing/2010/main" val="0"/>
-                              </a:ext>
-                            </a:extLst>
-                          </a:blip>
-                          <a:stretch>
-                            <a:fillRect/>
-                          </a:stretch>
-                        </pic:blipFill>
-                        <pic:spPr>
-                          <a:xfrm>
-                            <a:off x="0" y="0"/>
-                            <a:ext cx="2354145" cy="870099"/>
-                          </a:xfrm>
-                          <a:prstGeom prst="rect">
-                            <a:avLst/>
-                          </a:prstGeom>
-                          <a:ln>
-                            <a:solidFill>
-                              <a:schemeClr val="tx1"/>
-                            </a:solidFill>
-                          </a:ln>
-                        </pic:spPr>
-                      </pic:pic>
-                    </a:graphicData>
-                  </a:graphic>
-                </wp:inline>
-              </w:drawing>
             </w:r>
           </w:p>
         </w:tc>
@@ -16139,6 +15499,8 @@
       <w:footerReference w:type="default" r:id="rId24"/>
       <w:headerReference w:type="first" r:id="rId25"/>
       <w:footerReference w:type="first" r:id="rId26"/>
+      <w:headerReference w:type="even" r:id="rId29"/>
+      <w:footerReference w:type="even" r:id="rId30"/>
       <w:pgSz w:w="12240" w:h="15840" w:code="1"/>
       <w:pgMar w:top="1440" w:right="1440" w:bottom="1440" w:left="1134" w:header="720" w:footer="432" w:gutter="0"/>
       <w:paperSrc w:first="1" w:other="1"/>
@@ -16760,6 +16122,16 @@
 </w:ftr>
 </file>
 
+<file path=word/footer3.xml><?xml version="1.0" encoding="utf-8"?>
+<w:ftr xmlns:m="http://schemas.openxmlformats.org/officeDocument/2006/math" xmlns:mc="http://schemas.openxmlformats.org/markup-compatibility/2006" xmlns:mo="http://schemas.microsoft.com/office/mac/office/2008/main" xmlns:mv="urn:schemas-microsoft-com:mac:vml" xmlns:o="urn:schemas-microsoft-com:office:office" xmlns:r="http://schemas.openxmlformats.org/officeDocument/2006/relationships" xmlns:v="urn:schemas-microsoft-com:vml" xmlns:w10="urn:schemas-microsoft-com:office:word" xmlns:w14="http://schemas.microsoft.com/office/word/2010/wordml" xmlns:w="http://schemas.openxmlformats.org/wordprocessingml/2006/main" xmlns:wne="http://schemas.microsoft.com/office/word/2006/wordml" xmlns:wp14="http://schemas.microsoft.com/office/word/2010/wordprocessingDrawing" xmlns:wp="http://schemas.openxmlformats.org/drawingml/2006/wordprocessingDrawing" xmlns:wpc="http://schemas.microsoft.com/office/word/2010/wordprocessingCanvas" xmlns:wpg="http://schemas.microsoft.com/office/word/2010/wordprocessingGroup" xmlns:wpi="http://schemas.microsoft.com/office/word/2010/wordprocessingInk" xmlns:wps="http://schemas.microsoft.com/office/word/2010/wordprocessingShape" mc:Ignorable="w14 wp14">
+  <w:p>
+    <w:pPr>
+      <w:pStyle w:val="Footer"/>
+    </w:pPr>
+  </w:p>
+</w:ftr>
+</file>
+
 <file path=word/footnotes.xml><?xml version="1.0" encoding="utf-8"?>
 <w:footnotes xmlns:wpc="http://schemas.microsoft.com/office/word/2010/wordprocessingCanvas" xmlns:cx="http://schemas.microsoft.com/office/drawing/2014/chartex" xmlns:cx1="http://schemas.microsoft.com/office/drawing/2015/9/8/chartex" xmlns:cx2="http://schemas.microsoft.com/office/drawing/2015/10/21/chartex" xmlns:cx3="http://schemas.microsoft.com/office/drawing/2016/5/9/chartex" xmlns:cx4="http://schemas.microsoft.com/office/drawing/2016/5/10/chartex" xmlns:cx5="http://schemas.microsoft.com/office/drawing/2016/5/11/chartex" xmlns:cx6="http://schemas.microsoft.com/office/drawing/2016/5/12/chartex" xmlns:cx7="http://schemas.microsoft.com/office/drawing/2016/5/13/chartex" xmlns:cx8="http://schemas.microsoft.com/office/drawing/2016/5/14/chartex" xmlns:mc="http://schemas.openxmlformats.org/markup-compatibility/2006" xmlns:aink="http://schemas.microsoft.com/office/drawing/2016/ink" xmlns:am3d="http://schemas.microsoft.com/office/drawing/2017/model3d" xmlns:o="urn:schemas-microsoft-com:office:office" xmlns:r="http://schemas.openxmlformats.org/officeDocument/2006/relationships" xmlns:m="http://schemas.openxmlformats.org/officeDocument/2006/math" xmlns:v="urn:schemas-microsoft-com:vml" xmlns:wp14="http://schemas.microsoft.com/office/word/2010/wordprocessingDrawing" xmlns:wp="http://schemas.openxmlformats.org/drawingml/2006/wordprocessingDrawing" xmlns:w10="urn:schemas-microsoft-com:office:word" xmlns:w="http://schemas.openxmlformats.org/wordprocessingml/2006/main" xmlns:w14="http://schemas.microsoft.com/office/word/2010/wordml" xmlns:w15="http://schemas.microsoft.com/office/word/2012/wordml" xmlns:w16cex="http://schemas.microsoft.com/office/word/2018/wordml/cex" xmlns:w16cid="http://schemas.microsoft.com/office/word/2016/wordml/cid" xmlns:w16="http://schemas.microsoft.com/office/word/2018/wordml" xmlns:w16sdtdh="http://schemas.microsoft.com/office/word/2020/wordml/sdtdatahash" xmlns:w16se="http://schemas.microsoft.com/office/word/2015/wordml/symex" xmlns:wpg="http://schemas.microsoft.com/office/word/2010/wordprocessingGroup" xmlns:wpi="http://schemas.microsoft.com/office/word/2010/wordprocessingInk" xmlns:wne="http://schemas.microsoft.com/office/word/2006/wordml" xmlns:wps="http://schemas.microsoft.com/office/word/2010/wordprocessingShape" mc:Ignorable="w14 w15 w16se w16cid w16 w16cex w16sdtdh wp14">
   <w:footnote w:type="separator" w:id="-1">
@@ -16816,41 +16188,6 @@
             <w:rPr>
               <w:noProof/>
             </w:rPr>
-            <w:drawing>
-              <wp:inline distT="0" distB="0" distL="0" distR="0" wp14:anchorId="040A45D4" wp14:editId="19258380">
-                <wp:extent cx="2314286" cy="666667"/>
-                <wp:effectExtent l="0" t="0" r="0" b="635"/>
-                <wp:docPr id="16" name="Picture 16"/>
-                <wp:cNvGraphicFramePr>
-                  <a:graphicFrameLocks xmlns:a="http://schemas.openxmlformats.org/drawingml/2006/main" noChangeAspect="1"/>
-                </wp:cNvGraphicFramePr>
-                <a:graphic xmlns:a="http://schemas.openxmlformats.org/drawingml/2006/main">
-                  <a:graphicData uri="http://schemas.openxmlformats.org/drawingml/2006/picture">
-                    <pic:pic xmlns:pic="http://schemas.openxmlformats.org/drawingml/2006/picture">
-                      <pic:nvPicPr>
-                        <pic:cNvPr id="1" name=""/>
-                        <pic:cNvPicPr/>
-                      </pic:nvPicPr>
-                      <pic:blipFill>
-                        <a:blip r:embed="rId1"/>
-                        <a:stretch>
-                          <a:fillRect/>
-                        </a:stretch>
-                      </pic:blipFill>
-                      <pic:spPr>
-                        <a:xfrm>
-                          <a:off x="0" y="0"/>
-                          <a:ext cx="2314286" cy="666667"/>
-                        </a:xfrm>
-                        <a:prstGeom prst="rect">
-                          <a:avLst/>
-                        </a:prstGeom>
-                      </pic:spPr>
-                    </pic:pic>
-                  </a:graphicData>
-                </a:graphic>
-              </wp:inline>
-            </w:drawing>
           </w:r>
         </w:p>
       </w:tc>
@@ -17065,41 +16402,6 @@
             <w:rPr>
               <w:noProof/>
             </w:rPr>
-            <w:drawing>
-              <wp:inline distT="0" distB="0" distL="0" distR="0" wp14:anchorId="0D32938B" wp14:editId="0D32938C">
-                <wp:extent cx="2314286" cy="666667"/>
-                <wp:effectExtent l="0" t="0" r="0" b="635"/>
-                <wp:docPr id="18" name="Picture 18"/>
-                <wp:cNvGraphicFramePr>
-                  <a:graphicFrameLocks xmlns:a="http://schemas.openxmlformats.org/drawingml/2006/main" noChangeAspect="1"/>
-                </wp:cNvGraphicFramePr>
-                <a:graphic xmlns:a="http://schemas.openxmlformats.org/drawingml/2006/main">
-                  <a:graphicData uri="http://schemas.openxmlformats.org/drawingml/2006/picture">
-                    <pic:pic xmlns:pic="http://schemas.openxmlformats.org/drawingml/2006/picture">
-                      <pic:nvPicPr>
-                        <pic:cNvPr id="1" name=""/>
-                        <pic:cNvPicPr/>
-                      </pic:nvPicPr>
-                      <pic:blipFill>
-                        <a:blip r:embed="rId1"/>
-                        <a:stretch>
-                          <a:fillRect/>
-                        </a:stretch>
-                      </pic:blipFill>
-                      <pic:spPr>
-                        <a:xfrm>
-                          <a:off x="0" y="0"/>
-                          <a:ext cx="2314286" cy="666667"/>
-                        </a:xfrm>
-                        <a:prstGeom prst="rect">
-                          <a:avLst/>
-                        </a:prstGeom>
-                      </pic:spPr>
-                    </pic:pic>
-                  </a:graphicData>
-                </a:graphic>
-              </wp:inline>
-            </w:drawing>
           </w:r>
         </w:p>
       </w:tc>
@@ -17280,6 +16582,16 @@
         <w:rFonts w:ascii="Arial" w:hAnsi="Arial"/>
         <w:sz w:val="22"/>
       </w:rPr>
+    </w:pPr>
+  </w:p>
+</w:hdr>
+</file>
+
+<file path=word/header3.xml><?xml version="1.0" encoding="utf-8"?>
+<w:hdr xmlns:m="http://schemas.openxmlformats.org/officeDocument/2006/math" xmlns:mc="http://schemas.openxmlformats.org/markup-compatibility/2006" xmlns:mo="http://schemas.microsoft.com/office/mac/office/2008/main" xmlns:mv="urn:schemas-microsoft-com:mac:vml" xmlns:o="urn:schemas-microsoft-com:office:office" xmlns:r="http://schemas.openxmlformats.org/officeDocument/2006/relationships" xmlns:v="urn:schemas-microsoft-com:vml" xmlns:w10="urn:schemas-microsoft-com:office:word" xmlns:w14="http://schemas.microsoft.com/office/word/2010/wordml" xmlns:w="http://schemas.openxmlformats.org/wordprocessingml/2006/main" xmlns:wne="http://schemas.microsoft.com/office/word/2006/wordml" xmlns:wp14="http://schemas.microsoft.com/office/word/2010/wordprocessingDrawing" xmlns:wp="http://schemas.openxmlformats.org/drawingml/2006/wordprocessingDrawing" xmlns:wpc="http://schemas.microsoft.com/office/word/2010/wordprocessingCanvas" xmlns:wpg="http://schemas.microsoft.com/office/word/2010/wordprocessingGroup" xmlns:wpi="http://schemas.microsoft.com/office/word/2010/wordprocessingInk" xmlns:wps="http://schemas.microsoft.com/office/word/2010/wordprocessingShape" mc:Ignorable="w14 wp14">
+  <w:p>
+    <w:pPr>
+      <w:pStyle w:val="Header"/>
     </w:pPr>
   </w:p>
 </w:hdr>
